--- a/assets/documents/SAMSON KALUME.docx
+++ b/assets/documents/SAMSON KALUME.docx
@@ -42,19 +42,8 @@
         <w:pStyle w:val="NormalWeb"/>
       </w:pPr>
       <w:r>
-        <w:t>SAMSON</w:t>
-      </w:r>
-      <w:r>
-        <w:t xml:space="preserve"> </w:t>
-      </w:r>
-      <w:proofErr w:type="gramStart"/>
-      <w:r>
-        <w:t xml:space="preserve">SHUKRANI </w:t>
-      </w:r>
-      <w:r>
-        <w:t xml:space="preserve"> KALUME</w:t>
-      </w:r>
-      <w:proofErr w:type="gramEnd"/>
+        <w:t>SAMSON SHUKRANI  KALUME</w:t>
+      </w:r>
       <w:r>
         <w:br/>
         <w:t>Environmental Health Professional | Digital Innovator</w:t>
@@ -69,10 +58,7 @@
       </w:r>
       <w:r>
         <w:br/>
-        <w:t>Date of Birth:</w:t>
-      </w:r>
-      <w:r>
-        <w:t xml:space="preserve"> 15/02/2002</w:t>
+        <w:t>Date of Birth: 15/02/2002</w:t>
       </w:r>
       <w:r>
         <w:br/>
@@ -92,21 +78,11 @@
       </w:hyperlink>
       <w:r>
         <w:br/>
-        <w:t>Website / Portfolio: github.com/</w:t>
-      </w:r>
-      <w:proofErr w:type="spellStart"/>
-      <w:r>
-        <w:t>samsonshukran</w:t>
-      </w:r>
-      <w:proofErr w:type="spellEnd"/>
-      <w:r>
-        <w:t xml:space="preserve"> | linkedin.com/in/</w:t>
-      </w:r>
-      <w:proofErr w:type="spellStart"/>
-      <w:r>
-        <w:t>samsonshukran</w:t>
-      </w:r>
-      <w:proofErr w:type="spellEnd"/>
+        <w:t xml:space="preserve">Website / Portfolio: github.com/samsonshukran | </w:t>
+      </w:r>
+      <w:r>
+        <w:t>https://www.linkedin.com/in/samson-kalume-525a892b9/</w:t>
+      </w:r>
       <w:r>
         <w:br/>
         <w:t>Location: Kilifi County, Kenya | Nairobi, Kenya (Current)</w:t>
@@ -153,15 +129,7 @@
         </w:numPr>
       </w:pPr>
       <w:r>
-        <w:t xml:space="preserve">KCSE – </w:t>
-      </w:r>
-      <w:proofErr w:type="spellStart"/>
-      <w:r>
-        <w:t>Chavakali</w:t>
-      </w:r>
-      <w:proofErr w:type="spellEnd"/>
-      <w:r>
-        <w:t xml:space="preserve"> High School (2019–2022)</w:t>
+        <w:t>KCSE – Chavakali High School (2019–2022)</w:t>
       </w:r>
     </w:p>
     <w:p>
@@ -173,15 +141,7 @@
         </w:numPr>
       </w:pPr>
       <w:r>
-        <w:t xml:space="preserve">KCPE – </w:t>
-      </w:r>
-      <w:proofErr w:type="spellStart"/>
-      <w:r>
-        <w:t>Dzikunze</w:t>
-      </w:r>
-      <w:proofErr w:type="spellEnd"/>
-      <w:r>
-        <w:t xml:space="preserve"> Primary School (2014–2018)</w:t>
+        <w:t>KCPE – Dzikunze Primary School (2014–2018)</w:t>
       </w:r>
     </w:p>
     <w:p>
@@ -217,15 +177,7 @@
         </w:numPr>
       </w:pPr>
       <w:r>
-        <w:t xml:space="preserve">Developed tech projects: Portfolio website, Yusuf Quran App, </w:t>
-      </w:r>
-      <w:proofErr w:type="spellStart"/>
-      <w:r>
-        <w:t>Afyalite</w:t>
-      </w:r>
-      <w:proofErr w:type="spellEnd"/>
-      <w:r>
-        <w:t xml:space="preserve"> Health Platform</w:t>
+        <w:t>Developed tech projects: Portfolio website, Yusuf Quran App, Afyalite Health Platform</w:t>
       </w:r>
     </w:p>
     <w:p>
@@ -257,15 +209,7 @@
         <w:pStyle w:val="NormalWeb"/>
       </w:pPr>
       <w:r>
-        <w:t xml:space="preserve">Industrial Attachment | Environmental Health – </w:t>
-      </w:r>
-      <w:proofErr w:type="spellStart"/>
-      <w:r>
-        <w:t>Mtondia</w:t>
-      </w:r>
-      <w:proofErr w:type="spellEnd"/>
-      <w:r>
-        <w:t xml:space="preserve"> Dispensary, Kilifi | May-Aug 2025</w:t>
+        <w:t>Industrial Attachment | Environmental Health – Mtondia Dispensary, Kilifi | May-Aug 2025</w:t>
       </w:r>
     </w:p>
     <w:p>
@@ -301,15 +245,7 @@
         </w:numPr>
       </w:pPr>
       <w:r>
-        <w:t xml:space="preserve">Participated in </w:t>
-      </w:r>
-      <w:proofErr w:type="spellStart"/>
-      <w:r>
-        <w:t>Mpox</w:t>
-      </w:r>
-      <w:proofErr w:type="spellEnd"/>
-      <w:r>
-        <w:t xml:space="preserve"> contact tracing and surveillance</w:t>
+        <w:t>Participated in Mpox contact tracing and surveillance</w:t>
       </w:r>
     </w:p>
     <w:p>
@@ -573,13 +509,8 @@
           <w:numId w:val="9"/>
         </w:numPr>
       </w:pPr>
-      <w:proofErr w:type="spellStart"/>
-      <w:r>
-        <w:t>Afyalite</w:t>
-      </w:r>
-      <w:proofErr w:type="spellEnd"/>
-      <w:r>
-        <w:t xml:space="preserve"> Health Platform: Community health tracking system</w:t>
+      <w:r>
+        <w:t>Afyalite Health Platform: Community health tracking system</w:t>
       </w:r>
     </w:p>
     <w:p>
@@ -614,13 +545,8 @@
           <w:numId w:val="9"/>
         </w:numPr>
       </w:pPr>
-      <w:proofErr w:type="spellStart"/>
-      <w:r>
-        <w:t>Smartclass</w:t>
-      </w:r>
-      <w:proofErr w:type="spellEnd"/>
-      <w:r>
-        <w:t xml:space="preserve"> (Upcoming): E-learning platform for classroom engagement</w:t>
+      <w:r>
+        <w:t>Smartclass (Upcoming): E-learning platform for classroom engagement</w:t>
       </w:r>
     </w:p>
     <w:p>
